--- a/Курсовая обложка Громова Дарья.docx
+++ b/Курсовая обложка Громова Дарья.docx
@@ -15,70 +15,85 @@
           <w:rFonts w:ascii="Times New Roman" w:hAnsi="Times New Roman" w:cs="Times New Roman"/>
           <w:sz w:val="28"/>
         </w:rPr>
-        <w:t>Государственное автономное профессиональное образовательное учреждение Министерства образования Чувашской Республики «Шумерлинский политехнический техникум»</w:t>
-      </w:r>
-    </w:p>
-    <w:p>
-      <w:pPr>
-        <w:jc w:val="center"/>
-        <w:rPr>
-          <w:rFonts w:ascii="Times New Roman" w:hAnsi="Times New Roman" w:cs="Times New Roman"/>
-          <w:sz w:val="28"/>
-        </w:rPr>
-      </w:pPr>
-    </w:p>
-    <w:p>
-      <w:pPr>
-        <w:jc w:val="center"/>
-        <w:rPr>
-          <w:rFonts w:ascii="Times New Roman" w:hAnsi="Times New Roman" w:cs="Times New Roman"/>
-          <w:sz w:val="28"/>
-        </w:rPr>
-      </w:pPr>
-    </w:p>
-    <w:p>
-      <w:pPr>
-        <w:jc w:val="center"/>
-        <w:rPr>
-          <w:rFonts w:ascii="Times New Roman" w:hAnsi="Times New Roman" w:cs="Times New Roman"/>
-          <w:sz w:val="28"/>
-        </w:rPr>
-      </w:pPr>
-    </w:p>
-    <w:p>
-      <w:pPr>
-        <w:jc w:val="center"/>
-        <w:rPr>
-          <w:rFonts w:ascii="Times New Roman" w:hAnsi="Times New Roman" w:cs="Times New Roman"/>
-          <w:sz w:val="28"/>
-        </w:rPr>
-      </w:pPr>
-    </w:p>
-    <w:p>
-      <w:pPr>
-        <w:jc w:val="center"/>
-        <w:rPr>
-          <w:rFonts w:ascii="Times New Roman" w:hAnsi="Times New Roman" w:cs="Times New Roman"/>
-          <w:sz w:val="28"/>
-        </w:rPr>
-      </w:pPr>
-    </w:p>
-    <w:p>
-      <w:pPr>
-        <w:jc w:val="center"/>
-        <w:rPr>
-          <w:rFonts w:ascii="Times New Roman" w:hAnsi="Times New Roman" w:cs="Times New Roman"/>
-          <w:sz w:val="28"/>
-        </w:rPr>
-      </w:pPr>
-    </w:p>
-    <w:p>
-      <w:pPr>
-        <w:jc w:val="center"/>
-        <w:rPr>
-          <w:rFonts w:ascii="Times New Roman" w:hAnsi="Times New Roman" w:cs="Times New Roman"/>
+        <w:t>Государственное автономное профессиональное образовательное учреждение</w:t>
+      </w:r>
+      <w:r>
+        <w:rPr>
+          <w:rFonts w:ascii="Times New Roman" w:hAnsi="Times New Roman" w:cs="Times New Roman"/>
+          <w:sz w:val="28"/>
+        </w:rPr>
+        <w:br w:type="textWrapping"/>
+      </w:r>
+      <w:r>
+        <w:rPr>
+          <w:rFonts w:ascii="Times New Roman" w:hAnsi="Times New Roman" w:cs="Times New Roman"/>
+          <w:sz w:val="28"/>
+        </w:rPr>
+        <w:t>Министерства образования Чувашской Республики «Шумерлинский политехнический техникум»</w:t>
+      </w:r>
+    </w:p>
+    <w:p>
+      <w:pPr>
+        <w:jc w:val="center"/>
+        <w:rPr>
+          <w:rFonts w:ascii="Times New Roman" w:hAnsi="Times New Roman" w:cs="Times New Roman"/>
+          <w:sz w:val="28"/>
+        </w:rPr>
+      </w:pPr>
+    </w:p>
+    <w:p>
+      <w:pPr>
+        <w:jc w:val="center"/>
+        <w:rPr>
+          <w:rFonts w:ascii="Times New Roman" w:hAnsi="Times New Roman" w:cs="Times New Roman"/>
+          <w:sz w:val="28"/>
+        </w:rPr>
+      </w:pPr>
+    </w:p>
+    <w:p>
+      <w:pPr>
+        <w:jc w:val="center"/>
+        <w:rPr>
+          <w:rFonts w:ascii="Times New Roman" w:hAnsi="Times New Roman" w:cs="Times New Roman"/>
+          <w:sz w:val="28"/>
+        </w:rPr>
+      </w:pPr>
+    </w:p>
+    <w:p>
+      <w:pPr>
+        <w:jc w:val="center"/>
+        <w:rPr>
+          <w:rFonts w:ascii="Times New Roman" w:hAnsi="Times New Roman" w:cs="Times New Roman"/>
+          <w:sz w:val="28"/>
+        </w:rPr>
+      </w:pPr>
+    </w:p>
+    <w:p>
+      <w:pPr>
+        <w:jc w:val="center"/>
+        <w:rPr>
+          <w:rFonts w:ascii="Times New Roman" w:hAnsi="Times New Roman" w:cs="Times New Roman"/>
+          <w:sz w:val="28"/>
+        </w:rPr>
+      </w:pPr>
+    </w:p>
+    <w:p>
+      <w:pPr>
+        <w:jc w:val="center"/>
+        <w:rPr>
+          <w:rFonts w:ascii="Times New Roman" w:hAnsi="Times New Roman" w:cs="Times New Roman"/>
+          <w:sz w:val="28"/>
+        </w:rPr>
+      </w:pPr>
+    </w:p>
+    <w:p>
+      <w:pPr>
+        <w:jc w:val="center"/>
+        <w:rPr>
+          <w:rFonts w:hint="default" w:ascii="Times New Roman" w:hAnsi="Times New Roman" w:cs="Times New Roman"/>
           <w:b/>
           <w:sz w:val="28"/>
+          <w:lang w:val="ru-RU"/>
         </w:rPr>
       </w:pPr>
       <w:r>
@@ -87,7 +102,16 @@
           <w:b/>
           <w:sz w:val="28"/>
         </w:rPr>
-        <w:t>Курсовая работа</w:t>
+        <w:t>Курсов</w:t>
+      </w:r>
+      <w:r>
+        <w:rPr>
+          <w:rFonts w:hint="default" w:ascii="Times New Roman" w:hAnsi="Times New Roman" w:cs="Times New Roman"/>
+          <w:b/>
+          <w:sz w:val="28"/>
+          <w:lang w:val="ru-RU"/>
+        </w:rPr>
+        <w:t>ой проект</w:t>
       </w:r>
     </w:p>
     <w:p>
@@ -268,101 +292,6 @@
     <w:p>
       <w:pPr>
         <w:jc w:val="right"/>
-        <w:rPr>
-          <w:rFonts w:ascii="Times New Roman" w:hAnsi="Times New Roman" w:cs="Times New Roman"/>
-          <w:sz w:val="28"/>
-        </w:rPr>
-      </w:pPr>
-      <w:r>
-        <w:rPr>
-          <w:rFonts w:ascii="Times New Roman" w:hAnsi="Times New Roman" w:cs="Times New Roman"/>
-          <w:sz w:val="28"/>
-        </w:rPr>
-        <w:t>Студентка группы 3ИП</w:t>
-      </w:r>
-    </w:p>
-    <w:p>
-      <w:pPr>
-        <w:jc w:val="right"/>
-        <w:rPr>
-          <w:rFonts w:ascii="Times New Roman" w:hAnsi="Times New Roman" w:cs="Times New Roman"/>
-          <w:sz w:val="28"/>
-        </w:rPr>
-      </w:pPr>
-    </w:p>
-    <w:p>
-      <w:pPr>
-        <w:jc w:val="right"/>
-        <w:rPr>
-          <w:rFonts w:ascii="Times New Roman" w:hAnsi="Times New Roman" w:cs="Times New Roman"/>
-          <w:sz w:val="28"/>
-        </w:rPr>
-      </w:pPr>
-    </w:p>
-    <w:p>
-      <w:pPr>
-        <w:jc w:val="right"/>
-        <w:rPr>
-          <w:rFonts w:ascii="Times New Roman" w:hAnsi="Times New Roman" w:cs="Times New Roman"/>
-          <w:sz w:val="28"/>
-        </w:rPr>
-      </w:pPr>
-    </w:p>
-    <w:p>
-      <w:pPr>
-        <w:jc w:val="right"/>
-        <w:rPr>
-          <w:rFonts w:ascii="Times New Roman" w:hAnsi="Times New Roman" w:cs="Times New Roman"/>
-          <w:sz w:val="28"/>
-        </w:rPr>
-      </w:pPr>
-    </w:p>
-    <w:p>
-      <w:pPr>
-        <w:jc w:val="right"/>
-        <w:rPr>
-          <w:rFonts w:ascii="Times New Roman" w:hAnsi="Times New Roman" w:cs="Times New Roman"/>
-          <w:sz w:val="28"/>
-        </w:rPr>
-      </w:pPr>
-    </w:p>
-    <w:p>
-      <w:pPr>
-        <w:jc w:val="right"/>
-        <w:rPr>
-          <w:rFonts w:ascii="Times New Roman" w:hAnsi="Times New Roman" w:cs="Times New Roman"/>
-          <w:sz w:val="28"/>
-        </w:rPr>
-      </w:pPr>
-    </w:p>
-    <w:p>
-      <w:pPr>
-        <w:jc w:val="right"/>
-        <w:rPr>
-          <w:rFonts w:ascii="Times New Roman" w:hAnsi="Times New Roman" w:cs="Times New Roman"/>
-          <w:sz w:val="28"/>
-        </w:rPr>
-      </w:pPr>
-    </w:p>
-    <w:p>
-      <w:pPr>
-        <w:jc w:val="center"/>
-        <w:rPr>
-          <w:rFonts w:ascii="Times New Roman" w:hAnsi="Times New Roman" w:cs="Times New Roman"/>
-          <w:sz w:val="28"/>
-        </w:rPr>
-      </w:pPr>
-      <w:r>
-        <w:rPr>
-          <w:rFonts w:ascii="Times New Roman" w:hAnsi="Times New Roman" w:cs="Times New Roman"/>
-          <w:sz w:val="28"/>
-        </w:rPr>
-        <w:t>Шумерля - 2026</w:t>
-      </w:r>
-    </w:p>
-    <w:p>
-      <w:pPr>
-        <w:jc w:val="center"/>
         <w:rPr>
           <w:rFonts w:ascii="Times New Roman" w:hAnsi="Times New Roman" w:cs="Times New Roman"/>
           <w:sz w:val="28"/>
@@ -370,6 +299,92 @@
       </w:pPr>
       <w:bookmarkStart w:id="0" w:name="_GoBack"/>
       <w:bookmarkEnd w:id="0"/>
+      <w:r>
+        <w:rPr>
+          <w:rFonts w:ascii="Times New Roman" w:hAnsi="Times New Roman" w:cs="Times New Roman"/>
+          <w:sz w:val="28"/>
+        </w:rPr>
+        <w:t>Студентка группы 3ИП</w:t>
+      </w:r>
+    </w:p>
+    <w:p>
+      <w:pPr>
+        <w:jc w:val="right"/>
+        <w:rPr>
+          <w:rFonts w:ascii="Times New Roman" w:hAnsi="Times New Roman" w:cs="Times New Roman"/>
+          <w:sz w:val="28"/>
+        </w:rPr>
+      </w:pPr>
+    </w:p>
+    <w:p>
+      <w:pPr>
+        <w:jc w:val="right"/>
+        <w:rPr>
+          <w:rFonts w:ascii="Times New Roman" w:hAnsi="Times New Roman" w:cs="Times New Roman"/>
+          <w:sz w:val="28"/>
+        </w:rPr>
+      </w:pPr>
+    </w:p>
+    <w:p>
+      <w:pPr>
+        <w:jc w:val="right"/>
+        <w:rPr>
+          <w:rFonts w:ascii="Times New Roman" w:hAnsi="Times New Roman" w:cs="Times New Roman"/>
+          <w:sz w:val="28"/>
+        </w:rPr>
+      </w:pPr>
+    </w:p>
+    <w:p>
+      <w:pPr>
+        <w:jc w:val="right"/>
+        <w:rPr>
+          <w:rFonts w:ascii="Times New Roman" w:hAnsi="Times New Roman" w:cs="Times New Roman"/>
+          <w:sz w:val="28"/>
+        </w:rPr>
+      </w:pPr>
+    </w:p>
+    <w:p>
+      <w:pPr>
+        <w:jc w:val="right"/>
+        <w:rPr>
+          <w:rFonts w:ascii="Times New Roman" w:hAnsi="Times New Roman" w:cs="Times New Roman"/>
+          <w:sz w:val="28"/>
+        </w:rPr>
+      </w:pPr>
+    </w:p>
+    <w:p>
+      <w:pPr>
+        <w:jc w:val="both"/>
+        <w:rPr>
+          <w:rFonts w:ascii="Times New Roman" w:hAnsi="Times New Roman" w:cs="Times New Roman"/>
+          <w:sz w:val="28"/>
+        </w:rPr>
+      </w:pPr>
+    </w:p>
+    <w:p>
+      <w:pPr>
+        <w:jc w:val="center"/>
+        <w:rPr>
+          <w:rFonts w:ascii="Times New Roman" w:hAnsi="Times New Roman" w:cs="Times New Roman"/>
+          <w:sz w:val="28"/>
+        </w:rPr>
+      </w:pPr>
+      <w:r>
+        <w:rPr>
+          <w:rFonts w:ascii="Times New Roman" w:hAnsi="Times New Roman" w:cs="Times New Roman"/>
+          <w:sz w:val="28"/>
+        </w:rPr>
+        <w:t>Шумерля - 2026</w:t>
+      </w:r>
+    </w:p>
+    <w:p>
+      <w:pPr>
+        <w:jc w:val="center"/>
+        <w:rPr>
+          <w:rFonts w:ascii="Times New Roman" w:hAnsi="Times New Roman" w:cs="Times New Roman"/>
+          <w:sz w:val="28"/>
+        </w:rPr>
+      </w:pPr>
     </w:p>
     <w:p>
       <w:pPr>
@@ -552,7 +567,7 @@
     <w:lsdException w:qFormat="1" w:unhideWhenUsed="0" w:uiPriority="10" w:semiHidden="0" w:name="Title"/>
     <w:lsdException w:uiPriority="99" w:name="Closing"/>
     <w:lsdException w:uiPriority="99" w:name="Signature"/>
-    <w:lsdException w:uiPriority="1" w:name="Default Paragraph Font"/>
+    <w:lsdException w:qFormat="1" w:uiPriority="1" w:name="Default Paragraph Font"/>
     <w:lsdException w:uiPriority="99" w:name="Body Text"/>
     <w:lsdException w:uiPriority="99" w:name="Body Text Indent"/>
     <w:lsdException w:uiPriority="99" w:name="List Continue"/>
@@ -590,7 +605,7 @@
     <w:lsdException w:uiPriority="99" w:name="HTML Sample"/>
     <w:lsdException w:uiPriority="99" w:name="HTML Typewriter"/>
     <w:lsdException w:uiPriority="99" w:name="HTML Variable"/>
-    <w:lsdException w:uiPriority="99" w:name="Normal Table"/>
+    <w:lsdException w:qFormat="1" w:uiPriority="99" w:name="Normal Table"/>
     <w:lsdException w:uiPriority="99" w:name="annotation subject"/>
     <w:lsdException w:uiPriority="99" w:name="Table Simple 1"/>
     <w:lsdException w:uiPriority="99" w:name="Table Simple 2"/>
@@ -679,12 +694,14 @@
     <w:name w:val="Default Paragraph Font"/>
     <w:semiHidden/>
     <w:unhideWhenUsed/>
+    <w:qFormat/>
     <w:uiPriority w:val="1"/>
   </w:style>
   <w:style w:type="table" w:default="1" w:styleId="4">
     <w:name w:val="Normal Table"/>
     <w:semiHidden/>
     <w:unhideWhenUsed/>
+    <w:qFormat/>
     <w:uiPriority w:val="99"/>
     <w:tblPr>
       <w:tblCellMar>
@@ -698,6 +715,7 @@
   <w:style w:type="character" w:customStyle="1" w:styleId="5">
     <w:name w:val="Заголовок 1 Char"/>
     <w:link w:val="2"/>
+    <w:qFormat/>
     <w:uiPriority w:val="0"/>
     <w:rPr>
       <w:rFonts w:ascii="Arial" w:hAnsi="Arial" w:cs="Arial"/>
